--- a/backend/apps/documents/docx_templates/2-案件材料/4-通用材料/1-授权委托材料/所函.docx
+++ b/backend/apps/documents/docx_templates/2-案件材料/4-通用材料/1-授权委托材料/所函.docx
@@ -75,7 +75,7 @@
           <w:sz w:val="24"/>
           <w:szCs w:val="32"/>
         </w:rPr>
-        <w:t>）广所函字第    号</w:t>
+        <w:t>）第    号</w:t>
       </w:r>
     </w:p>
     <w:p>
@@ -493,7 +493,16 @@
           <w:sz w:val="28"/>
           <w:szCs w:val="28"/>
         </w:rPr>
-        <w:t xml:space="preserve">  北京</w:t>
+        <w:t xml:space="preserve">  </w:t>
+      </w:r>
+      <w:r>
+        <w:rPr>
+          <w:rFonts w:hint="eastAsia" w:cs="仿宋" w:asciiTheme="minorEastAsia" w:hAnsiTheme="minorEastAsia" w:eastAsiaTheme="minorEastAsia"/>
+          <w:sz w:val="28"/>
+          <w:szCs w:val="28"/>
+          <w:lang w:eastAsia="zh-CN"/>
+        </w:rPr>
+        <w:t>贵州龙在田律师</w:t>
       </w:r>
       <w:bookmarkStart w:id="0" w:name="_GoBack"/>
       <w:bookmarkEnd w:id="0"/>
@@ -503,7 +512,7 @@
           <w:sz w:val="28"/>
           <w:szCs w:val="28"/>
         </w:rPr>
-        <w:t xml:space="preserve">（广州）律师事务所  </w:t>
+        <w:t xml:space="preserve">事务所  </w:t>
       </w:r>
     </w:p>
     <w:p>

--- a/backend/apps/documents/docx_templates/2-案件材料/4-通用材料/1-授权委托材料/所函.docx
+++ b/backend/apps/documents/docx_templates/2-案件材料/4-通用材料/1-授权委托材料/所函.docx
@@ -75,7 +75,61 @@
           <w:sz w:val="24"/>
           <w:szCs w:val="32"/>
         </w:rPr>
-        <w:t>）广所函字第    号</w:t>
+        <w:t>）</w:t>
+      </w:r>
+      <w:r>
+        <w:rPr>
+          <w:rFonts w:hint="eastAsia" w:cs="仿宋" w:asciiTheme="minorEastAsia" w:hAnsiTheme="minorEastAsia" w:eastAsiaTheme="minorEastAsia"/>
+          <w:sz w:val="24"/>
+          <w:szCs w:val="32"/>
+          <w:lang w:eastAsia="zh-CN"/>
+        </w:rPr>
+        <w:t>龙律</w:t>
+      </w:r>
+      <w:r>
+        <w:rPr>
+          <w:rFonts w:hint="eastAsia" w:cs="仿宋" w:asciiTheme="minorEastAsia" w:hAnsiTheme="minorEastAsia" w:eastAsiaTheme="minorEastAsia"/>
+          <w:sz w:val="24"/>
+          <w:szCs w:val="32"/>
+          <w:lang w:val="en-US" w:eastAsia="zh-CN"/>
+        </w:rPr>
+        <w:t xml:space="preserve"> </w:t>
+      </w:r>
+      <w:bookmarkStart w:id="0" w:name="_GoBack"/>
+      <w:bookmarkEnd w:id="0"/>
+      <w:r>
+        <w:rPr>
+          <w:rFonts w:hint="eastAsia" w:cs="仿宋" w:asciiTheme="minorEastAsia" w:hAnsiTheme="minorEastAsia" w:eastAsiaTheme="minorEastAsia"/>
+          <w:sz w:val="24"/>
+          <w:szCs w:val="32"/>
+          <w:lang w:eastAsia="zh-CN"/>
+        </w:rPr>
+        <w:t>民</w:t>
+      </w:r>
+      <w:r>
+        <w:rPr>
+          <w:rFonts w:hint="eastAsia" w:cs="仿宋" w:asciiTheme="minorEastAsia" w:hAnsiTheme="minorEastAsia" w:eastAsiaTheme="minorEastAsia"/>
+          <w:sz w:val="24"/>
+          <w:szCs w:val="32"/>
+        </w:rPr>
+        <w:t>字</w:t>
+      </w:r>
+      <w:r>
+        <w:rPr>
+          <w:rFonts w:hint="eastAsia" w:cs="仿宋" w:asciiTheme="minorEastAsia" w:hAnsiTheme="minorEastAsia" w:eastAsiaTheme="minorEastAsia"/>
+          <w:sz w:val="24"/>
+          <w:szCs w:val="32"/>
+          <w:lang w:val="en-US" w:eastAsia="zh-CN"/>
+        </w:rPr>
+        <w:t xml:space="preserve"> </w:t>
+      </w:r>
+      <w:r>
+        <w:rPr>
+          <w:rFonts w:hint="eastAsia" w:cs="仿宋" w:asciiTheme="minorEastAsia" w:hAnsiTheme="minorEastAsia" w:eastAsiaTheme="minorEastAsia"/>
+          <w:sz w:val="24"/>
+          <w:szCs w:val="32"/>
+        </w:rPr>
+        <w:t>第    号</w:t>
       </w:r>
     </w:p>
     <w:p>
@@ -493,17 +547,24 @@
           <w:sz w:val="28"/>
           <w:szCs w:val="28"/>
         </w:rPr>
-        <w:t xml:space="preserve">  北京</w:t>
-      </w:r>
-      <w:bookmarkStart w:id="0" w:name="_GoBack"/>
-      <w:bookmarkEnd w:id="0"/>
-      <w:r>
-        <w:rPr>
-          <w:rFonts w:hint="eastAsia" w:cs="仿宋" w:asciiTheme="minorEastAsia" w:hAnsiTheme="minorEastAsia" w:eastAsiaTheme="minorEastAsia"/>
-          <w:sz w:val="28"/>
-          <w:szCs w:val="28"/>
-        </w:rPr>
-        <w:t xml:space="preserve">（广州）律师事务所  </w:t>
+        <w:t xml:space="preserve">  </w:t>
+      </w:r>
+      <w:r>
+        <w:rPr>
+          <w:rFonts w:hint="eastAsia" w:cs="仿宋" w:asciiTheme="minorEastAsia" w:hAnsiTheme="minorEastAsia" w:eastAsiaTheme="minorEastAsia"/>
+          <w:sz w:val="28"/>
+          <w:szCs w:val="28"/>
+          <w:lang w:eastAsia="zh-CN"/>
+        </w:rPr>
+        <w:t>贵州龙在田</w:t>
+      </w:r>
+      <w:r>
+        <w:rPr>
+          <w:rFonts w:hint="eastAsia" w:cs="仿宋" w:asciiTheme="minorEastAsia" w:hAnsiTheme="minorEastAsia" w:eastAsiaTheme="minorEastAsia"/>
+          <w:sz w:val="28"/>
+          <w:szCs w:val="28"/>
+        </w:rPr>
+        <w:t xml:space="preserve">律师事务所  </w:t>
       </w:r>
     </w:p>
     <w:p>
